--- a/06_CADERNO_OPERACIONAL_E_FORMULARIOS_UHMR.docx
+++ b/06_CADERNO_OPERACIONAL_E_FORMULARIOS_UHMR.docx
@@ -71,7 +71,7 @@
         </w:rPr>
         <w:t>Cuiabá MT</w:t>
         <w:br/>
-        <w:t>17 de setembro de 2026</w:t>
+        <w:t>28 de setembro de 2026</w:t>
       </w:r>
     </w:p>
     <w:p>
@@ -164,6 +164,7 @@
         </w:tc>
       </w:tr>
       <w:tr>
+        <w:trPr/>
         <w:tc>
           <w:tcPr>
             <w:tcW w:type="dxa" w:w="2381"/>
@@ -230,6 +231,7 @@
         </w:tc>
       </w:tr>
       <w:tr>
+        <w:trPr/>
         <w:tc>
           <w:tcPr>
             <w:tcW w:type="dxa" w:w="2381"/>
@@ -298,6 +300,7 @@
         </w:tc>
       </w:tr>
       <w:tr>
+        <w:trPr/>
         <w:tc>
           <w:tcPr>
             <w:tcW w:type="dxa" w:w="2381"/>
@@ -368,6 +371,105 @@
       <w:pPr>
         <w:spacing w:after="0"/>
       </w:pPr>
+    </w:p>
+    <w:p>
+      <w:pPr>
+        <w:pStyle w:val="Heading1"/>
+      </w:pPr>
+      <w:commentRangeStart w:id="0"/>
+      <w:r>
+        <w:t>Diretrizes de prontidão e acionamento</w:t>
+      </w:r>
+      <w:commentRangeEnd w:id="0"/>
+      <w:r>
+        <w:rPr>
+          <w:rStyle w:val="CommentReference"/>
+        </w:rPr>
+        <w:commentReference w:id="0"/>
+      </w:r>
+    </w:p>
+    <w:p>
+      <w:r>
+        <w:t>Revisão 2.1 de 28/09/2026. Minuta para validação institucional. As diretrizes abaixo integram o planejamento e devem orientar os requisitos e formulários desta peça.</w:t>
+      </w:r>
+    </w:p>
+    <w:p>
+      <w:pPr>
+        <w:pStyle w:val="Heading2"/>
+      </w:pPr>
+      <w:r>
+        <w:t>N0 e remuneração da prontidão</w:t>
+      </w:r>
+    </w:p>
+    <w:p>
+      <w:r>
+        <w:t>N0 permanece como prontidão, sem assistência ativa. A mensalidade remunera a capacidade contratada mantida disponível mesmo sem utilização, mediante aceite inicial e comprovação mensal de inventário, conservação, testes, manutenção, equipe técnica e meios de mobilização. A indisponibilidade será registrada e terá tratamento de medição conforme critérios contratuais. A permanência da mensalidade durante missões exige demonstração das obrigações efetivamente mantidas e exclusão de custos duplicados nas parcelas variáveis.</w:t>
+      </w:r>
+    </w:p>
+    <w:p>
+      <w:pPr>
+        <w:pStyle w:val="Heading2"/>
+      </w:pPr>
+      <w:r>
+        <w:t>Configuração personalizada da missão</w:t>
+      </w:r>
+    </w:p>
+    <w:p>
+      <w:r>
+        <w:t>N1 a N4 são referências de planejamento, sem obrigação de ativação cumulativa. Cada missão poderá selecionar módulos isolados, combinar módulos ou adotar quantitativos diferentes das faixas referenciais, dentro do objeto, dos quantitativos contratados e dos requisitos de segurança. São exemplos: dez leitos com suportes dimensionados; somente laboratório; somente medicamentos e insumos. A configuração efetiva e o nível de referência serão registrados separadamente. Não se presumem cirurgia, internação, equipes ou infraestrutura não solicitadas. As dependências técnicas indispensáveis serão justificadas e dimensionadas, inclusive quando fornecidas pela rede local.</w:t>
+      </w:r>
+    </w:p>
+    <w:p>
+      <w:pPr>
+        <w:pStyle w:val="Heading2"/>
+      </w:pPr>
+      <w:r>
+        <w:t>Responsabilidade pela manutenção</w:t>
+      </w:r>
+    </w:p>
+    <w:p>
+      <w:r>
+        <w:t>A contratada executará e custeará manutenção preventiva e corretiva ordinária, calibrações aplicáveis, testes, peças, mão de obra e substituição dos equipamentos necessários à disponibilidade. Esses encargos integram os preços contratados, inclusive durante períodos sem uso, sem cobrança adicional à SES-MT por manutenção ordinária. O plano de manutenção seguirá fabricante, risco e requisitos técnicos, com registros por equipamento, datas, responsável e evidências. A manutenção programada não poderá reduzir a capacidade garantida sem cobertura equivalente e comunicação à fiscalização.</w:t>
+      </w:r>
+    </w:p>
+    <w:p>
+      <w:pPr>
+        <w:pStyle w:val="Heading2"/>
+      </w:pPr>
+      <w:r>
+        <w:t>Fornecimento exclusivo de medicamentos</w:t>
+      </w:r>
+    </w:p>
+    <w:p>
+      <w:r>
+        <w:t>Poderá ser acionado somente o fornecimento de medicamentos ou insumos previamente especificados e precificados, sem montagem hospitalar. A solicitação discriminará item, apresentação, concentração quando pertinente, unidade, quantidade, destino, prazo, lote e validade no recebimento, condições de conservação e responsável pelo aceite. Armazenagem, transporte, cadeia de frio quando aplicável, rastreabilidade, regularidade sanitária e responsabilidade farmacêutica deverão ser assegurados. Estoque reservado, mercadoria fornecida e reposição serão distinguidos na medição. Perdas por vencimento ou conservação imputáveis à contratada não serão repassadas à SES-MT. A relação de itens e o parcelamento ainda dependem de planejamento e validação formal.</w:t>
+      </w:r>
+    </w:p>
+    <w:p>
+      <w:pPr>
+        <w:pStyle w:val="Heading2"/>
+      </w:pPr>
+      <w:r>
+        <w:t>Competência e fundamentação do acionamento</w:t>
+      </w:r>
+    </w:p>
+    <w:p>
+      <w:r>
+        <w:t>Compete ao Secretário de Estado de Saúde autorizar o acionamento e a configuração da missão, mediante Ordem de Acionamento fundamentada em documentação técnica, análise de risco e avaliação de cenários. A instrução conterá identificação do evento, demanda estimada, capacidade residual da rede, alternativas, justificativa, módulos ou itens, quantidades, dependências, local, prazo, duração, estimativa de custo e disponibilidade contratual e orçamentária. As áreas técnicas, inclusive CIEVS/COES quando envolvidos, subsidiam a decisão. A fiscalização acompanha a execução e não substitui a autorização do Secretário. Ampliação, redução e encerramento serão formalizados com justificativa técnica e decisão do Secretário, preservada a interrupção imediata de atividade insegura pela fiscalização.</w:t>
+      </w:r>
+    </w:p>
+    <w:p>
+      <w:pPr>
+        <w:pStyle w:val="Heading2"/>
+      </w:pPr>
+      <w:r>
+        <w:t>Medição por configuração e aceite</w:t>
+      </w:r>
+    </w:p>
+    <w:p>
+      <w:r>
+        <w:t>A medição separará mensalidade N0, serviços efetivamente acionados e aceitos e medicamentos/insumos fornecidos. Cada item terá unidade, quantidade, preço, período, origem e evidência. Suportes compartilhados serão contabilizados uma única vez. Manutenção ordinária, perdas imputáveis à contratada e itens já pagos não gerarão nova cobrança. Para fornecimento exclusivo, não incidem montagem, diária hospitalar ou desmobilização física inexistentes. O aceite será de recebimento dos produtos. Para laboratório isolado ou assistência, aplicam-se comissionamento e liberação compatíveis com a atividade. Preços, glosas e SLAs permanecem sujeitos a pesquisa de mercado e validação antes do edital.</w:t>
+      </w:r>
     </w:p>
     <w:p>
       <w:pPr>
@@ -462,6 +564,7 @@
         </w:tc>
       </w:tr>
       <w:tr>
+        <w:trPr/>
         <w:tc>
           <w:tcPr>
             <w:tcW w:type="dxa" w:w="2835"/>
@@ -527,6 +630,7 @@
         </w:tc>
       </w:tr>
       <w:tr>
+        <w:trPr/>
         <w:tc>
           <w:tcPr>
             <w:tcW w:type="dxa" w:w="2835"/>
@@ -594,6 +698,7 @@
         </w:tc>
       </w:tr>
       <w:tr>
+        <w:trPr/>
         <w:tc>
           <w:tcPr>
             <w:tcW w:type="dxa" w:w="2835"/>
@@ -646,19 +751,14 @@
             <w:vAlign w:val="center"/>
           </w:tcPr>
           <w:p>
-            <w:pPr>
-              <w:spacing w:after="0"/>
-              <w:jc w:val="left"/>
-            </w:pPr>
-            <w:r>
-              <w:rPr>
-                <w:sz w:val="16"/>
-              </w:rPr>
+            <w:r>
+              <w:t>Secretário de Estado de Saúde</w:t>
             </w:r>
           </w:p>
         </w:tc>
       </w:tr>
       <w:tr>
+        <w:trPr/>
         <w:tc>
           <w:tcPr>
             <w:tcW w:type="dxa" w:w="2835"/>
@@ -680,15 +780,8 @@
             <w:shd w:fill="F3F7FA"/>
           </w:tcPr>
           <w:p>
-            <w:pPr>
-              <w:spacing w:after="0"/>
-              <w:jc w:val="center"/>
-            </w:pPr>
-            <w:r>
-              <w:rPr>
-                <w:sz w:val="16"/>
-              </w:rPr>
-              <w:t>Nível</w:t>
+            <w:r>
+              <w:t>Nível de referência</w:t>
             </w:r>
           </w:p>
         </w:tc>
@@ -713,20 +806,14 @@
             <w:shd w:fill="F3F7FA"/>
           </w:tcPr>
           <w:p>
-            <w:pPr>
-              <w:spacing w:after="0"/>
-              <w:jc w:val="left"/>
-            </w:pPr>
-            <w:r>
-              <w:rPr>
-                <w:sz w:val="16"/>
-              </w:rPr>
-              <w:t>N1  N2  N3  N4</w:t>
+            <w:r>
+              <w:t>N1 / N2 / N3 / N4 / Não se aplica ao fornecimento isolado</w:t>
             </w:r>
           </w:p>
         </w:tc>
       </w:tr>
       <w:tr>
+        <w:trPr/>
         <w:tc>
           <w:tcPr>
             <w:tcW w:type="dxa" w:w="2835"/>
@@ -792,6 +879,7 @@
         </w:tc>
       </w:tr>
       <w:tr>
+        <w:trPr/>
         <w:tc>
           <w:tcPr>
             <w:tcW w:type="dxa" w:w="2835"/>
@@ -859,6 +947,7 @@
         </w:tc>
       </w:tr>
       <w:tr>
+        <w:trPr/>
         <w:tc>
           <w:tcPr>
             <w:tcW w:type="dxa" w:w="2835"/>
@@ -924,6 +1013,7 @@
         </w:tc>
       </w:tr>
       <w:tr>
+        <w:trPr/>
         <w:tc>
           <w:tcPr>
             <w:tcW w:type="dxa" w:w="2835"/>
@@ -991,6 +1081,7 @@
         </w:tc>
       </w:tr>
       <w:tr>
+        <w:trPr/>
         <w:tc>
           <w:tcPr>
             <w:tcW w:type="dxa" w:w="2835"/>
@@ -1056,6 +1147,7 @@
         </w:tc>
       </w:tr>
       <w:tr>
+        <w:trPr/>
         <w:tc>
           <w:tcPr>
             <w:tcW w:type="dxa" w:w="2835"/>
@@ -1123,6 +1215,7 @@
         </w:tc>
       </w:tr>
       <w:tr>
+        <w:trPr/>
         <w:tc>
           <w:tcPr>
             <w:tcW w:type="dxa" w:w="2835"/>
@@ -1188,6 +1281,7 @@
         </w:tc>
       </w:tr>
       <w:tr>
+        <w:trPr/>
         <w:tc>
           <w:tcPr>
             <w:tcW w:type="dxa" w:w="2835"/>
@@ -1255,6 +1349,7 @@
         </w:tc>
       </w:tr>
       <w:tr>
+        <w:trPr/>
         <w:tc>
           <w:tcPr>
             <w:tcW w:type="dxa" w:w="2835"/>
@@ -1315,6 +1410,144 @@
               <w:rPr>
                 <w:sz w:val="16"/>
               </w:rPr>
+            </w:r>
+          </w:p>
+        </w:tc>
+      </w:tr>
+      <w:tr>
+        <w:trPr/>
+        <w:tc>
+          <w:tcPr>
+            <w:tcW w:type="dxa" w:w="4929"/>
+          </w:tcPr>
+          <w:p>
+            <w:r>
+              <w:t>Nota técnica e análise de risco</w:t>
+            </w:r>
+          </w:p>
+        </w:tc>
+        <w:tc>
+          <w:tcPr>
+            <w:tcW w:type="dxa" w:w="4929"/>
+          </w:tcPr>
+          <w:p>
+            <w:r>
+              <w:t>[PREENCHER]</w:t>
+            </w:r>
+          </w:p>
+        </w:tc>
+      </w:tr>
+      <w:tr>
+        <w:trPr/>
+        <w:tc>
+          <w:tcPr>
+            <w:tcW w:type="dxa" w:w="4929"/>
+          </w:tcPr>
+          <w:p>
+            <w:r>
+              <w:t>Cenários e capacidade residual da rede</w:t>
+            </w:r>
+          </w:p>
+        </w:tc>
+        <w:tc>
+          <w:tcPr>
+            <w:tcW w:type="dxa" w:w="4929"/>
+          </w:tcPr>
+          <w:p>
+            <w:r>
+              <w:t>[PREENCHER]</w:t>
+            </w:r>
+          </w:p>
+        </w:tc>
+      </w:tr>
+      <w:tr>
+        <w:trPr/>
+        <w:tc>
+          <w:tcPr>
+            <w:tcW w:type="dxa" w:w="4929"/>
+          </w:tcPr>
+          <w:p>
+            <w:r>
+              <w:t>Configuração efetiva e dependências</w:t>
+            </w:r>
+          </w:p>
+        </w:tc>
+        <w:tc>
+          <w:tcPr>
+            <w:tcW w:type="dxa" w:w="4929"/>
+          </w:tcPr>
+          <w:p>
+            <w:r>
+              <w:t>[PREENCHER]</w:t>
+            </w:r>
+          </w:p>
+        </w:tc>
+      </w:tr>
+      <w:tr>
+        <w:trPr/>
+        <w:tc>
+          <w:tcPr>
+            <w:tcW w:type="dxa" w:w="4929"/>
+          </w:tcPr>
+          <w:p>
+            <w:r>
+              <w:t>Medicamentos e insumos discriminados</w:t>
+            </w:r>
+          </w:p>
+        </w:tc>
+        <w:tc>
+          <w:tcPr>
+            <w:tcW w:type="dxa" w:w="4929"/>
+          </w:tcPr>
+          <w:p>
+            <w:r>
+              <w:t>[PREENCHER]</w:t>
+            </w:r>
+          </w:p>
+        </w:tc>
+      </w:tr>
+      <w:tr>
+        <w:trPr/>
+        <w:tc>
+          <w:tcPr>
+            <w:tcW w:type="dxa" w:w="4929"/>
+          </w:tcPr>
+          <w:p>
+            <w:r>
+              <w:t>Estimativa de custo e itens já incluídos no N0</w:t>
+            </w:r>
+          </w:p>
+        </w:tc>
+        <w:tc>
+          <w:tcPr>
+            <w:tcW w:type="dxa" w:w="4929"/>
+          </w:tcPr>
+          <w:p>
+            <w:r>
+              <w:t>[PREENCHER]</w:t>
+            </w:r>
+          </w:p>
+        </w:tc>
+      </w:tr>
+      <w:tr>
+        <w:trPr/>
+        <w:tc>
+          <w:tcPr>
+            <w:tcW w:type="dxa" w:w="4929"/>
+          </w:tcPr>
+          <w:p>
+            <w:r>
+              <w:t>Decisão do Secretário e identificação do ato</w:t>
+            </w:r>
+          </w:p>
+        </w:tc>
+        <w:tc>
+          <w:tcPr>
+            <w:tcW w:type="dxa" w:w="4929"/>
+          </w:tcPr>
+          <w:p>
+            <w:r>
+              <w:t>[PREENCHER]</w:t>
             </w:r>
           </w:p>
         </w:tc>
@@ -1453,6 +1686,7 @@
         </w:tc>
       </w:tr>
       <w:tr>
+        <w:trPr/>
         <w:tc>
           <w:tcPr>
             <w:tcW w:type="dxa" w:w="3061"/>
@@ -1550,6 +1784,7 @@
         </w:tc>
       </w:tr>
       <w:tr>
+        <w:trPr/>
         <w:tc>
           <w:tcPr>
             <w:tcW w:type="dxa" w:w="3061"/>
@@ -1649,6 +1884,7 @@
         </w:tc>
       </w:tr>
       <w:tr>
+        <w:trPr/>
         <w:tc>
           <w:tcPr>
             <w:tcW w:type="dxa" w:w="3061"/>
@@ -1745,6 +1981,7 @@
         </w:tc>
       </w:tr>
       <w:tr>
+        <w:trPr/>
         <w:tc>
           <w:tcPr>
             <w:tcW w:type="dxa" w:w="3061"/>
@@ -1844,6 +2081,7 @@
         </w:tc>
       </w:tr>
       <w:tr>
+        <w:trPr/>
         <w:tc>
           <w:tcPr>
             <w:tcW w:type="dxa" w:w="3061"/>
@@ -1940,6 +2178,7 @@
         </w:tc>
       </w:tr>
       <w:tr>
+        <w:trPr/>
         <w:tc>
           <w:tcPr>
             <w:tcW w:type="dxa" w:w="3061"/>
@@ -2039,6 +2278,7 @@
         </w:tc>
       </w:tr>
       <w:tr>
+        <w:trPr/>
         <w:tc>
           <w:tcPr>
             <w:tcW w:type="dxa" w:w="3061"/>
@@ -2135,6 +2375,7 @@
         </w:tc>
       </w:tr>
       <w:tr>
+        <w:trPr/>
         <w:tc>
           <w:tcPr>
             <w:tcW w:type="dxa" w:w="3061"/>
@@ -2234,6 +2475,7 @@
         </w:tc>
       </w:tr>
       <w:tr>
+        <w:trPr/>
         <w:tc>
           <w:tcPr>
             <w:tcW w:type="dxa" w:w="3061"/>
@@ -2330,6 +2572,7 @@
         </w:tc>
       </w:tr>
       <w:tr>
+        <w:trPr/>
         <w:tc>
           <w:tcPr>
             <w:tcW w:type="dxa" w:w="3061"/>
@@ -2429,6 +2672,7 @@
         </w:tc>
       </w:tr>
       <w:tr>
+        <w:trPr/>
         <w:tc>
           <w:tcPr>
             <w:tcW w:type="dxa" w:w="3061"/>
@@ -2525,6 +2769,7 @@
         </w:tc>
       </w:tr>
       <w:tr>
+        <w:trPr/>
         <w:tc>
           <w:tcPr>
             <w:tcW w:type="dxa" w:w="3061"/>
@@ -2624,6 +2869,7 @@
         </w:tc>
       </w:tr>
       <w:tr>
+        <w:trPr/>
         <w:tc>
           <w:tcPr>
             <w:tcW w:type="dxa" w:w="3061"/>
@@ -2720,6 +2966,7 @@
         </w:tc>
       </w:tr>
       <w:tr>
+        <w:trPr/>
         <w:tc>
           <w:tcPr>
             <w:tcW w:type="dxa" w:w="3061"/>
@@ -2925,6 +3172,7 @@
         </w:tc>
       </w:tr>
       <w:tr>
+        <w:trPr/>
         <w:tc>
           <w:tcPr>
             <w:tcW w:type="dxa" w:w="4929"/>
@@ -2991,6 +3239,7 @@
         </w:tc>
       </w:tr>
       <w:tr>
+        <w:trPr/>
         <w:tc>
           <w:tcPr>
             <w:tcW w:type="dxa" w:w="4929"/>
@@ -3059,6 +3308,7 @@
         </w:tc>
       </w:tr>
       <w:tr>
+        <w:trPr/>
         <w:tc>
           <w:tcPr>
             <w:tcW w:type="dxa" w:w="4929"/>
@@ -3125,6 +3375,7 @@
         </w:tc>
       </w:tr>
       <w:tr>
+        <w:trPr/>
         <w:tc>
           <w:tcPr>
             <w:tcW w:type="dxa" w:w="4929"/>
@@ -3193,6 +3444,7 @@
         </w:tc>
       </w:tr>
       <w:tr>
+        <w:trPr/>
         <w:tc>
           <w:tcPr>
             <w:tcW w:type="dxa" w:w="4929"/>
@@ -3259,6 +3511,7 @@
         </w:tc>
       </w:tr>
       <w:tr>
+        <w:trPr/>
         <w:tc>
           <w:tcPr>
             <w:tcW w:type="dxa" w:w="4929"/>
@@ -3327,6 +3580,7 @@
         </w:tc>
       </w:tr>
       <w:tr>
+        <w:trPr/>
         <w:tc>
           <w:tcPr>
             <w:tcW w:type="dxa" w:w="4929"/>
@@ -3666,6 +3920,7 @@
         </w:tc>
       </w:tr>
       <w:tr>
+        <w:trPr/>
         <w:tc>
           <w:tcPr>
             <w:tcW w:type="dxa" w:w="680"/>
@@ -3885,6 +4140,7 @@
         </w:tc>
       </w:tr>
       <w:tr>
+        <w:trPr/>
         <w:tc>
           <w:tcPr>
             <w:tcW w:type="dxa" w:w="680"/>
@@ -4111,6 +4367,7 @@
         </w:tc>
       </w:tr>
       <w:tr>
+        <w:trPr/>
         <w:tc>
           <w:tcPr>
             <w:tcW w:type="dxa" w:w="680"/>
@@ -4330,6 +4587,7 @@
         </w:tc>
       </w:tr>
       <w:tr>
+        <w:trPr/>
         <w:tc>
           <w:tcPr>
             <w:tcW w:type="dxa" w:w="680"/>
@@ -4556,6 +4814,7 @@
         </w:tc>
       </w:tr>
       <w:tr>
+        <w:trPr/>
         <w:tc>
           <w:tcPr>
             <w:tcW w:type="dxa" w:w="680"/>
@@ -5013,6 +5272,7 @@
         </w:tc>
       </w:tr>
       <w:tr>
+        <w:trPr/>
         <w:tc>
           <w:tcPr>
             <w:tcW w:type="dxa" w:w="1643"/>
@@ -5202,6 +5462,7 @@
         </w:tc>
       </w:tr>
       <w:tr>
+        <w:trPr/>
         <w:tc>
           <w:tcPr>
             <w:tcW w:type="dxa" w:w="1643"/>
@@ -5397,6 +5658,7 @@
         </w:tc>
       </w:tr>
       <w:tr>
+        <w:trPr/>
         <w:tc>
           <w:tcPr>
             <w:tcW w:type="dxa" w:w="1643"/>
@@ -5586,6 +5848,7 @@
         </w:tc>
       </w:tr>
       <w:tr>
+        <w:trPr/>
         <w:tc>
           <w:tcPr>
             <w:tcW w:type="dxa" w:w="1643"/>
@@ -5781,6 +6044,7 @@
         </w:tc>
       </w:tr>
       <w:tr>
+        <w:trPr/>
         <w:tc>
           <w:tcPr>
             <w:tcW w:type="dxa" w:w="1643"/>
@@ -5970,6 +6234,7 @@
         </w:tc>
       </w:tr>
       <w:tr>
+        <w:trPr/>
         <w:tc>
           <w:tcPr>
             <w:tcW w:type="dxa" w:w="1643"/>
@@ -6165,6 +6430,7 @@
         </w:tc>
       </w:tr>
       <w:tr>
+        <w:trPr/>
         <w:tc>
           <w:tcPr>
             <w:tcW w:type="dxa" w:w="1643"/>
@@ -6354,6 +6620,7 @@
         </w:tc>
       </w:tr>
       <w:tr>
+        <w:trPr/>
         <w:tc>
           <w:tcPr>
             <w:tcW w:type="dxa" w:w="1643"/>
@@ -6549,6 +6816,7 @@
         </w:tc>
       </w:tr>
       <w:tr>
+        <w:trPr/>
         <w:tc>
           <w:tcPr>
             <w:tcW w:type="dxa" w:w="1643"/>
@@ -6738,6 +7006,7 @@
         </w:tc>
       </w:tr>
       <w:tr>
+        <w:trPr/>
         <w:tc>
           <w:tcPr>
             <w:tcW w:type="dxa" w:w="1643"/>
@@ -7171,6 +7440,7 @@
         </w:tc>
       </w:tr>
       <w:tr>
+        <w:trPr/>
         <w:tc>
           <w:tcPr>
             <w:tcW w:type="dxa" w:w="1643"/>
@@ -7362,6 +7632,7 @@
         </w:tc>
       </w:tr>
       <w:tr>
+        <w:trPr/>
         <w:tc>
           <w:tcPr>
             <w:tcW w:type="dxa" w:w="1643"/>
@@ -7559,6 +7830,7 @@
         </w:tc>
       </w:tr>
       <w:tr>
+        <w:trPr/>
         <w:tc>
           <w:tcPr>
             <w:tcW w:type="dxa" w:w="1643"/>
@@ -7750,6 +8022,7 @@
         </w:tc>
       </w:tr>
       <w:tr>
+        <w:trPr/>
         <w:tc>
           <w:tcPr>
             <w:tcW w:type="dxa" w:w="1643"/>
@@ -7947,6 +8220,7 @@
         </w:tc>
       </w:tr>
       <w:tr>
+        <w:trPr/>
         <w:tc>
           <w:tcPr>
             <w:tcW w:type="dxa" w:w="1643"/>
@@ -8138,6 +8412,7 @@
         </w:tc>
       </w:tr>
       <w:tr>
+        <w:trPr/>
         <w:tc>
           <w:tcPr>
             <w:tcW w:type="dxa" w:w="1643"/>
@@ -8335,6 +8610,7 @@
         </w:tc>
       </w:tr>
       <w:tr>
+        <w:trPr/>
         <w:tc>
           <w:tcPr>
             <w:tcW w:type="dxa" w:w="1643"/>
@@ -8526,6 +8802,7 @@
         </w:tc>
       </w:tr>
       <w:tr>
+        <w:trPr/>
         <w:tc>
           <w:tcPr>
             <w:tcW w:type="dxa" w:w="1643"/>
@@ -8723,6 +9000,7 @@
         </w:tc>
       </w:tr>
       <w:tr>
+        <w:trPr/>
         <w:tc>
           <w:tcPr>
             <w:tcW w:type="dxa" w:w="1643"/>
@@ -8914,6 +9192,7 @@
         </w:tc>
       </w:tr>
       <w:tr>
+        <w:trPr/>
         <w:tc>
           <w:tcPr>
             <w:tcW w:type="dxa" w:w="1643"/>
@@ -9209,6 +9488,7 @@
         </w:tc>
       </w:tr>
       <w:tr>
+        <w:trPr/>
         <w:tc>
           <w:tcPr>
             <w:tcW w:type="dxa" w:w="3005"/>
@@ -9274,6 +9554,7 @@
         </w:tc>
       </w:tr>
       <w:tr>
+        <w:trPr/>
         <w:tc>
           <w:tcPr>
             <w:tcW w:type="dxa" w:w="3005"/>
@@ -9341,6 +9622,7 @@
         </w:tc>
       </w:tr>
       <w:tr>
+        <w:trPr/>
         <w:tc>
           <w:tcPr>
             <w:tcW w:type="dxa" w:w="3005"/>
@@ -9406,6 +9688,7 @@
         </w:tc>
       </w:tr>
       <w:tr>
+        <w:trPr/>
         <w:tc>
           <w:tcPr>
             <w:tcW w:type="dxa" w:w="3005"/>
@@ -9473,6 +9756,7 @@
         </w:tc>
       </w:tr>
       <w:tr>
+        <w:trPr/>
         <w:tc>
           <w:tcPr>
             <w:tcW w:type="dxa" w:w="3005"/>
@@ -9538,6 +9822,7 @@
         </w:tc>
       </w:tr>
       <w:tr>
+        <w:trPr/>
         <w:tc>
           <w:tcPr>
             <w:tcW w:type="dxa" w:w="3005"/>
@@ -9605,6 +9890,7 @@
         </w:tc>
       </w:tr>
       <w:tr>
+        <w:trPr/>
         <w:tc>
           <w:tcPr>
             <w:tcW w:type="dxa" w:w="3005"/>
@@ -9670,6 +9956,7 @@
         </w:tc>
       </w:tr>
       <w:tr>
+        <w:trPr/>
         <w:tc>
           <w:tcPr>
             <w:tcW w:type="dxa" w:w="3005"/>
@@ -9737,6 +10024,7 @@
         </w:tc>
       </w:tr>
       <w:tr>
+        <w:trPr/>
         <w:tc>
           <w:tcPr>
             <w:tcW w:type="dxa" w:w="3005"/>
@@ -9901,6 +10189,7 @@
         </w:tc>
       </w:tr>
       <w:tr>
+        <w:trPr/>
         <w:tc>
           <w:tcPr>
             <w:tcW w:type="dxa" w:w="4929"/>
@@ -9967,6 +10256,7 @@
         </w:tc>
       </w:tr>
       <w:tr>
+        <w:trPr/>
         <w:tc>
           <w:tcPr>
             <w:tcW w:type="dxa" w:w="4929"/>
@@ -10035,6 +10325,7 @@
         </w:tc>
       </w:tr>
       <w:tr>
+        <w:trPr/>
         <w:tc>
           <w:tcPr>
             <w:tcW w:type="dxa" w:w="4929"/>
@@ -10101,6 +10392,7 @@
         </w:tc>
       </w:tr>
       <w:tr>
+        <w:trPr/>
         <w:tc>
           <w:tcPr>
             <w:tcW w:type="dxa" w:w="4929"/>
@@ -10169,6 +10461,7 @@
         </w:tc>
       </w:tr>
       <w:tr>
+        <w:trPr/>
         <w:tc>
           <w:tcPr>
             <w:tcW w:type="dxa" w:w="4929"/>
@@ -10235,6 +10528,7 @@
         </w:tc>
       </w:tr>
       <w:tr>
+        <w:trPr/>
         <w:tc>
           <w:tcPr>
             <w:tcW w:type="dxa" w:w="4929"/>
@@ -10303,6 +10597,7 @@
         </w:tc>
       </w:tr>
       <w:tr>
+        <w:trPr/>
         <w:tc>
           <w:tcPr>
             <w:tcW w:type="dxa" w:w="4929"/>
@@ -10369,6 +10664,7 @@
         </w:tc>
       </w:tr>
       <w:tr>
+        <w:trPr/>
         <w:tc>
           <w:tcPr>
             <w:tcW w:type="dxa" w:w="4929"/>
@@ -10535,6 +10831,7 @@
         </w:tc>
       </w:tr>
       <w:tr>
+        <w:trPr/>
         <w:tc>
           <w:tcPr>
             <w:tcW w:type="dxa" w:w="4929"/>
@@ -10600,6 +10897,7 @@
         </w:tc>
       </w:tr>
       <w:tr>
+        <w:trPr/>
         <w:tc>
           <w:tcPr>
             <w:tcW w:type="dxa" w:w="4929"/>
@@ -10667,6 +10965,7 @@
         </w:tc>
       </w:tr>
       <w:tr>
+        <w:trPr/>
         <w:tc>
           <w:tcPr>
             <w:tcW w:type="dxa" w:w="4929"/>
@@ -10732,6 +11031,7 @@
         </w:tc>
       </w:tr>
       <w:tr>
+        <w:trPr/>
         <w:tc>
           <w:tcPr>
             <w:tcW w:type="dxa" w:w="4929"/>
@@ -10799,6 +11099,7 @@
         </w:tc>
       </w:tr>
       <w:tr>
+        <w:trPr/>
         <w:tc>
           <w:tcPr>
             <w:tcW w:type="dxa" w:w="4929"/>
@@ -10864,6 +11165,7 @@
         </w:tc>
       </w:tr>
       <w:tr>
+        <w:trPr/>
         <w:tc>
           <w:tcPr>
             <w:tcW w:type="dxa" w:w="4929"/>
@@ -10931,6 +11233,7 @@
         </w:tc>
       </w:tr>
       <w:tr>
+        <w:trPr/>
         <w:tc>
           <w:tcPr>
             <w:tcW w:type="dxa" w:w="4929"/>
@@ -10996,6 +11299,7 @@
         </w:tc>
       </w:tr>
       <w:tr>
+        <w:trPr/>
         <w:tc>
           <w:tcPr>
             <w:tcW w:type="dxa" w:w="4929"/>
@@ -11063,6 +11367,7 @@
         </w:tc>
       </w:tr>
       <w:tr>
+        <w:trPr/>
         <w:tc>
           <w:tcPr>
             <w:tcW w:type="dxa" w:w="4929"/>
@@ -11128,6 +11433,7 @@
         </w:tc>
       </w:tr>
       <w:tr>
+        <w:trPr/>
         <w:tc>
           <w:tcPr>
             <w:tcW w:type="dxa" w:w="4929"/>
@@ -11195,6 +11501,7 @@
         </w:tc>
       </w:tr>
       <w:tr>
+        <w:trPr/>
         <w:tc>
           <w:tcPr>
             <w:tcW w:type="dxa" w:w="4929"/>
@@ -11260,6 +11567,7 @@
         </w:tc>
       </w:tr>
       <w:tr>
+        <w:trPr/>
         <w:tc>
           <w:tcPr>
             <w:tcW w:type="dxa" w:w="4929"/>
@@ -11600,6 +11908,7 @@
         </w:tc>
       </w:tr>
       <w:tr>
+        <w:trPr/>
         <w:tc>
           <w:tcPr>
             <w:tcW w:type="dxa" w:w="1408"/>
@@ -11821,6 +12130,7 @@
         </w:tc>
       </w:tr>
       <w:tr>
+        <w:trPr/>
         <w:tc>
           <w:tcPr>
             <w:tcW w:type="dxa" w:w="1408"/>
@@ -12049,6 +12359,7 @@
         </w:tc>
       </w:tr>
       <w:tr>
+        <w:trPr/>
         <w:tc>
           <w:tcPr>
             <w:tcW w:type="dxa" w:w="1408"/>
@@ -12270,6 +12581,7 @@
         </w:tc>
       </w:tr>
       <w:tr>
+        <w:trPr/>
         <w:tc>
           <w:tcPr>
             <w:tcW w:type="dxa" w:w="1408"/>
@@ -12498,6 +12810,7 @@
         </w:tc>
       </w:tr>
       <w:tr>
+        <w:trPr/>
         <w:tc>
           <w:tcPr>
             <w:tcW w:type="dxa" w:w="1408"/>
@@ -12719,6 +13032,7 @@
         </w:tc>
       </w:tr>
       <w:tr>
+        <w:trPr/>
         <w:tc>
           <w:tcPr>
             <w:tcW w:type="dxa" w:w="1408"/>
@@ -12947,6 +13261,7 @@
         </w:tc>
       </w:tr>
       <w:tr>
+        <w:trPr/>
         <w:tc>
           <w:tcPr>
             <w:tcW w:type="dxa" w:w="1408"/>
@@ -13168,6 +13483,7 @@
         </w:tc>
       </w:tr>
       <w:tr>
+        <w:trPr/>
         <w:tc>
           <w:tcPr>
             <w:tcW w:type="dxa" w:w="1408"/>
@@ -13396,6 +13712,7 @@
         </w:tc>
       </w:tr>
       <w:tr>
+        <w:trPr/>
         <w:tc>
           <w:tcPr>
             <w:tcW w:type="dxa" w:w="1408"/>
@@ -13715,6 +14032,7 @@
         </w:tc>
       </w:tr>
       <w:tr>
+        <w:trPr/>
         <w:tc>
           <w:tcPr>
             <w:tcW w:type="dxa" w:w="4929"/>
@@ -13780,6 +14098,7 @@
         </w:tc>
       </w:tr>
       <w:tr>
+        <w:trPr/>
         <w:tc>
           <w:tcPr>
             <w:tcW w:type="dxa" w:w="4929"/>
@@ -13847,6 +14166,7 @@
         </w:tc>
       </w:tr>
       <w:tr>
+        <w:trPr/>
         <w:tc>
           <w:tcPr>
             <w:tcW w:type="dxa" w:w="4929"/>
@@ -13912,6 +14232,7 @@
         </w:tc>
       </w:tr>
       <w:tr>
+        <w:trPr/>
         <w:tc>
           <w:tcPr>
             <w:tcW w:type="dxa" w:w="4929"/>
@@ -13979,6 +14300,7 @@
         </w:tc>
       </w:tr>
       <w:tr>
+        <w:trPr/>
         <w:tc>
           <w:tcPr>
             <w:tcW w:type="dxa" w:w="4929"/>
@@ -14044,6 +14366,7 @@
         </w:tc>
       </w:tr>
       <w:tr>
+        <w:trPr/>
         <w:tc>
           <w:tcPr>
             <w:tcW w:type="dxa" w:w="4929"/>
@@ -14111,6 +14434,7 @@
         </w:tc>
       </w:tr>
       <w:tr>
+        <w:trPr/>
         <w:tc>
           <w:tcPr>
             <w:tcW w:type="dxa" w:w="4929"/>
@@ -14176,6 +14500,7 @@
         </w:tc>
       </w:tr>
       <w:tr>
+        <w:trPr/>
         <w:tc>
           <w:tcPr>
             <w:tcW w:type="dxa" w:w="4929"/>
@@ -14243,6 +14568,7 @@
         </w:tc>
       </w:tr>
       <w:tr>
+        <w:trPr/>
         <w:tc>
           <w:tcPr>
             <w:tcW w:type="dxa" w:w="4929"/>
@@ -14476,6 +14802,7 @@
         </w:tc>
       </w:tr>
       <w:tr>
+        <w:trPr/>
         <w:tc>
           <w:tcPr>
             <w:tcW w:type="dxa" w:w="2465"/>
@@ -14603,6 +14930,7 @@
         </w:tc>
       </w:tr>
       <w:tr>
+        <w:trPr/>
         <w:tc>
           <w:tcPr>
             <w:tcW w:type="dxa" w:w="2465"/>
@@ -14734,6 +15062,7 @@
         </w:tc>
       </w:tr>
       <w:tr>
+        <w:trPr/>
         <w:tc>
           <w:tcPr>
             <w:tcW w:type="dxa" w:w="2465"/>
@@ -14861,6 +15190,7 @@
         </w:tc>
       </w:tr>
       <w:tr>
+        <w:trPr/>
         <w:tc>
           <w:tcPr>
             <w:tcW w:type="dxa" w:w="2465"/>
@@ -14992,6 +15322,7 @@
         </w:tc>
       </w:tr>
       <w:tr>
+        <w:trPr/>
         <w:tc>
           <w:tcPr>
             <w:tcW w:type="dxa" w:w="2465"/>
@@ -15119,6 +15450,7 @@
         </w:tc>
       </w:tr>
       <w:tr>
+        <w:trPr/>
         <w:tc>
           <w:tcPr>
             <w:tcW w:type="dxa" w:w="2465"/>
@@ -15250,6 +15582,7 @@
         </w:tc>
       </w:tr>
       <w:tr>
+        <w:trPr/>
         <w:tc>
           <w:tcPr>
             <w:tcW w:type="dxa" w:w="2465"/>
@@ -15377,6 +15710,7 @@
         </w:tc>
       </w:tr>
       <w:tr>
+        <w:trPr/>
         <w:tc>
           <w:tcPr>
             <w:tcW w:type="dxa" w:w="2465"/>
@@ -15508,6 +15842,7 @@
         </w:tc>
       </w:tr>
       <w:tr>
+        <w:trPr/>
         <w:tc>
           <w:tcPr>
             <w:tcW w:type="dxa" w:w="2465"/>
@@ -15635,6 +15970,7 @@
         </w:tc>
       </w:tr>
       <w:tr>
+        <w:trPr/>
         <w:tc>
           <w:tcPr>
             <w:tcW w:type="dxa" w:w="2465"/>
@@ -15766,6 +16102,7 @@
         </w:tc>
       </w:tr>
       <w:tr>
+        <w:trPr/>
         <w:tc>
           <w:tcPr>
             <w:tcW w:type="dxa" w:w="2465"/>
@@ -15893,6 +16230,7 @@
         </w:tc>
       </w:tr>
       <w:tr>
+        <w:trPr/>
         <w:tc>
           <w:tcPr>
             <w:tcW w:type="dxa" w:w="2465"/>
@@ -16122,6 +16460,7 @@
         </w:tc>
       </w:tr>
       <w:tr>
+        <w:trPr/>
         <w:tc>
           <w:tcPr>
             <w:tcW w:type="dxa" w:w="4929"/>
@@ -16187,6 +16526,7 @@
         </w:tc>
       </w:tr>
       <w:tr>
+        <w:trPr/>
         <w:tc>
           <w:tcPr>
             <w:tcW w:type="dxa" w:w="4929"/>
@@ -16254,6 +16594,7 @@
         </w:tc>
       </w:tr>
       <w:tr>
+        <w:trPr/>
         <w:tc>
           <w:tcPr>
             <w:tcW w:type="dxa" w:w="4929"/>
@@ -16319,6 +16660,7 @@
         </w:tc>
       </w:tr>
       <w:tr>
+        <w:trPr/>
         <w:tc>
           <w:tcPr>
             <w:tcW w:type="dxa" w:w="4929"/>
@@ -16386,6 +16728,7 @@
         </w:tc>
       </w:tr>
       <w:tr>
+        <w:trPr/>
         <w:tc>
           <w:tcPr>
             <w:tcW w:type="dxa" w:w="4929"/>
@@ -16451,6 +16794,7 @@
         </w:tc>
       </w:tr>
       <w:tr>
+        <w:trPr/>
         <w:tc>
           <w:tcPr>
             <w:tcW w:type="dxa" w:w="4929"/>
@@ -16518,6 +16862,7 @@
         </w:tc>
       </w:tr>
       <w:tr>
+        <w:trPr/>
         <w:tc>
           <w:tcPr>
             <w:tcW w:type="dxa" w:w="4929"/>
@@ -16583,6 +16928,7 @@
         </w:tc>
       </w:tr>
       <w:tr>
+        <w:trPr/>
         <w:tc>
           <w:tcPr>
             <w:tcW w:type="dxa" w:w="4929"/>
@@ -16650,6 +16996,7 @@
         </w:tc>
       </w:tr>
       <w:tr>
+        <w:trPr/>
         <w:tc>
           <w:tcPr>
             <w:tcW w:type="dxa" w:w="4929"/>
@@ -16918,6 +17265,7 @@
         </w:tc>
       </w:tr>
       <w:tr>
+        <w:trPr/>
         <w:tc>
           <w:tcPr>
             <w:tcW w:type="dxa" w:w="1972"/>
@@ -17078,6 +17426,7 @@
         </w:tc>
       </w:tr>
       <w:tr>
+        <w:trPr/>
         <w:tc>
           <w:tcPr>
             <w:tcW w:type="dxa" w:w="1972"/>
@@ -17243,6 +17592,7 @@
         </w:tc>
       </w:tr>
       <w:tr>
+        <w:trPr/>
         <w:tc>
           <w:tcPr>
             <w:tcW w:type="dxa" w:w="1972"/>
@@ -17403,6 +17753,7 @@
         </w:tc>
       </w:tr>
       <w:tr>
+        <w:trPr/>
         <w:tc>
           <w:tcPr>
             <w:tcW w:type="dxa" w:w="1972"/>
@@ -17568,6 +17919,7 @@
         </w:tc>
       </w:tr>
       <w:tr>
+        <w:trPr/>
         <w:tc>
           <w:tcPr>
             <w:tcW w:type="dxa" w:w="1972"/>
@@ -17728,6 +18080,7 @@
         </w:tc>
       </w:tr>
       <w:tr>
+        <w:trPr/>
         <w:tc>
           <w:tcPr>
             <w:tcW w:type="dxa" w:w="1972"/>
@@ -17893,6 +18246,7 @@
         </w:tc>
       </w:tr>
       <w:tr>
+        <w:trPr/>
         <w:tc>
           <w:tcPr>
             <w:tcW w:type="dxa" w:w="1972"/>
@@ -18053,6 +18407,7 @@
         </w:tc>
       </w:tr>
       <w:tr>
+        <w:trPr/>
         <w:tc>
           <w:tcPr>
             <w:tcW w:type="dxa" w:w="1972"/>
@@ -18316,6 +18671,7 @@
         </w:tc>
       </w:tr>
       <w:tr>
+        <w:trPr/>
         <w:tc>
           <w:tcPr>
             <w:tcW w:type="dxa" w:w="4929"/>
@@ -18382,6 +18738,7 @@
         </w:tc>
       </w:tr>
       <w:tr>
+        <w:trPr/>
         <w:tc>
           <w:tcPr>
             <w:tcW w:type="dxa" w:w="4929"/>
@@ -18449,6 +18806,7 @@
         </w:tc>
       </w:tr>
       <w:tr>
+        <w:trPr/>
         <w:tc>
           <w:tcPr>
             <w:tcW w:type="dxa" w:w="4929"/>
@@ -18514,6 +18872,7 @@
         </w:tc>
       </w:tr>
       <w:tr>
+        <w:trPr/>
         <w:tc>
           <w:tcPr>
             <w:tcW w:type="dxa" w:w="4929"/>
@@ -18581,6 +18940,7 @@
         </w:tc>
       </w:tr>
       <w:tr>
+        <w:trPr/>
         <w:tc>
           <w:tcPr>
             <w:tcW w:type="dxa" w:w="4929"/>
@@ -18646,6 +19006,7 @@
         </w:tc>
       </w:tr>
       <w:tr>
+        <w:trPr/>
         <w:tc>
           <w:tcPr>
             <w:tcW w:type="dxa" w:w="4929"/>
@@ -18713,6 +19074,7 @@
         </w:tc>
       </w:tr>
       <w:tr>
+        <w:trPr/>
         <w:tc>
           <w:tcPr>
             <w:tcW w:type="dxa" w:w="4929"/>
@@ -18778,6 +19140,7 @@
         </w:tc>
       </w:tr>
       <w:tr>
+        <w:trPr/>
         <w:tc>
           <w:tcPr>
             <w:tcW w:type="dxa" w:w="4929"/>
@@ -18845,6 +19208,7 @@
         </w:tc>
       </w:tr>
       <w:tr>
+        <w:trPr/>
         <w:tc>
           <w:tcPr>
             <w:tcW w:type="dxa" w:w="4929"/>
@@ -18910,6 +19274,7 @@
         </w:tc>
       </w:tr>
       <w:tr>
+        <w:trPr/>
         <w:tc>
           <w:tcPr>
             <w:tcW w:type="dxa" w:w="4929"/>
@@ -19285,6 +19650,7 @@
         </w:tc>
       </w:tr>
       <w:tr>
+        <w:trPr/>
         <w:tc>
           <w:tcPr>
             <w:tcW w:type="dxa" w:w="1232"/>
@@ -19535,6 +19901,7 @@
         </w:tc>
       </w:tr>
       <w:tr>
+        <w:trPr/>
         <w:tc>
           <w:tcPr>
             <w:tcW w:type="dxa" w:w="1232"/>
@@ -19793,6 +20160,7 @@
         </w:tc>
       </w:tr>
       <w:tr>
+        <w:trPr/>
         <w:tc>
           <w:tcPr>
             <w:tcW w:type="dxa" w:w="1232"/>
@@ -20043,6 +20411,7 @@
         </w:tc>
       </w:tr>
       <w:tr>
+        <w:trPr/>
         <w:tc>
           <w:tcPr>
             <w:tcW w:type="dxa" w:w="1232"/>
@@ -20368,6 +20737,840 @@
         <w:t>Ministério do Trabalho e Emprego. NR 32, Segurança e Saúde no Trabalho em Serviços de Saúde, em sua versão vigente.</w:t>
       </w:r>
     </w:p>
+    <w:p>
+      <w:pPr>
+        <w:pStyle w:val="Heading1"/>
+      </w:pPr>
+      <w:r>
+        <w:t>17 Recebimento de medicamentos e insumos isolados</w:t>
+      </w:r>
+    </w:p>
+    <w:p>
+      <w:r>
+        <w:t>Registrar recebimento vinculado à OA do Secretário. Não aplicar montagem ou TLO hospitalar a simples fornecimento. Recusar ou segregar produtos não conformes, com registro e reposição conforme contrato.</w:t>
+      </w:r>
+    </w:p>
+    <w:tbl>
+      <w:tblPr>
+        <w:tblStyle w:val="TableGrid"/>
+        <w:tblW w:type="auto" w:w="0"/>
+        <w:tblLook w:firstColumn="1" w:firstRow="1" w:lastColumn="0" w:lastRow="0" w:noHBand="0" w:noVBand="1" w:val="04A0"/>
+      </w:tblPr>
+      <w:tblGrid>
+        <w:gridCol w:w="4929"/>
+        <w:gridCol w:w="4929"/>
+      </w:tblGrid>
+      <w:tr>
+        <w:tc>
+          <w:tcPr>
+            <w:tcW w:type="dxa" w:w="4929"/>
+            <w:shd w:fill="1F4E78"/>
+          </w:tcPr>
+          <w:p>
+            <w:pPr>
+              <w:spacing w:after="80" w:before="80"/>
+            </w:pPr>
+            <w:r>
+              <w:rPr>
+                <w:b/>
+                <w:color w:val="FFFFFF"/>
+              </w:rPr>
+              <w:t>Campo</w:t>
+            </w:r>
+          </w:p>
+        </w:tc>
+        <w:tc>
+          <w:tcPr>
+            <w:tcW w:type="dxa" w:w="4929"/>
+            <w:shd w:fill="1F4E78"/>
+          </w:tcPr>
+          <w:p>
+            <w:pPr>
+              <w:spacing w:after="80" w:before="80"/>
+            </w:pPr>
+            <w:r>
+              <w:rPr>
+                <w:b/>
+                <w:color w:val="FFFFFF"/>
+              </w:rPr>
+              <w:t>Registro</w:t>
+            </w:r>
+          </w:p>
+        </w:tc>
+      </w:tr>
+      <w:tr>
+        <w:tc>
+          <w:tcPr>
+            <w:tcW w:type="dxa" w:w="4929"/>
+          </w:tcPr>
+          <w:p>
+            <w:pPr>
+              <w:spacing w:after="80" w:before="80"/>
+            </w:pPr>
+            <w:r>
+              <w:t>OA e decisão do Secretário</w:t>
+            </w:r>
+          </w:p>
+        </w:tc>
+        <w:tc>
+          <w:tcPr>
+            <w:tcW w:type="dxa" w:w="4929"/>
+          </w:tcPr>
+          <w:p>
+            <w:pPr>
+              <w:spacing w:after="80" w:before="80"/>
+            </w:pPr>
+            <w:r>
+              <w:t>[PREENCHER]</w:t>
+            </w:r>
+          </w:p>
+        </w:tc>
+      </w:tr>
+      <w:tr>
+        <w:tc>
+          <w:tcPr>
+            <w:tcW w:type="dxa" w:w="4929"/>
+          </w:tcPr>
+          <w:p>
+            <w:pPr>
+              <w:spacing w:after="80" w:before="80"/>
+            </w:pPr>
+            <w:r>
+              <w:t>Nota técnica, risco e cenários</w:t>
+            </w:r>
+          </w:p>
+        </w:tc>
+        <w:tc>
+          <w:tcPr>
+            <w:tcW w:type="dxa" w:w="4929"/>
+          </w:tcPr>
+          <w:p>
+            <w:pPr>
+              <w:spacing w:after="80" w:before="80"/>
+            </w:pPr>
+            <w:r>
+              <w:t>[PREENCHER]</w:t>
+            </w:r>
+          </w:p>
+        </w:tc>
+      </w:tr>
+      <w:tr>
+        <w:tc>
+          <w:tcPr>
+            <w:tcW w:type="dxa" w:w="4929"/>
+          </w:tcPr>
+          <w:p>
+            <w:pPr>
+              <w:spacing w:after="80" w:before="80"/>
+            </w:pPr>
+            <w:r>
+              <w:t>Item, apresentação, concentração e unidade</w:t>
+            </w:r>
+          </w:p>
+        </w:tc>
+        <w:tc>
+          <w:tcPr>
+            <w:tcW w:type="dxa" w:w="4929"/>
+          </w:tcPr>
+          <w:p>
+            <w:pPr>
+              <w:spacing w:after="80" w:before="80"/>
+            </w:pPr>
+            <w:r>
+              <w:t>[PREENCHER]</w:t>
+            </w:r>
+          </w:p>
+        </w:tc>
+      </w:tr>
+      <w:tr>
+        <w:tc>
+          <w:tcPr>
+            <w:tcW w:type="dxa" w:w="4929"/>
+          </w:tcPr>
+          <w:p>
+            <w:pPr>
+              <w:spacing w:after="80" w:before="80"/>
+            </w:pPr>
+            <w:r>
+              <w:t>Quantidades solicitada, entregue, aceita e recusada</w:t>
+            </w:r>
+          </w:p>
+        </w:tc>
+        <w:tc>
+          <w:tcPr>
+            <w:tcW w:type="dxa" w:w="4929"/>
+          </w:tcPr>
+          <w:p>
+            <w:pPr>
+              <w:spacing w:after="80" w:before="80"/>
+            </w:pPr>
+            <w:r>
+              <w:t>[PREENCHER]</w:t>
+            </w:r>
+          </w:p>
+        </w:tc>
+      </w:tr>
+      <w:tr>
+        <w:tc>
+          <w:tcPr>
+            <w:tcW w:type="dxa" w:w="4929"/>
+          </w:tcPr>
+          <w:p>
+            <w:pPr>
+              <w:spacing w:after="80" w:before="80"/>
+            </w:pPr>
+            <w:r>
+              <w:t>Lote, validade e condições de conservação</w:t>
+            </w:r>
+          </w:p>
+        </w:tc>
+        <w:tc>
+          <w:tcPr>
+            <w:tcW w:type="dxa" w:w="4929"/>
+          </w:tcPr>
+          <w:p>
+            <w:pPr>
+              <w:spacing w:after="80" w:before="80"/>
+            </w:pPr>
+            <w:r>
+              <w:t>[PREENCHER]</w:t>
+            </w:r>
+          </w:p>
+        </w:tc>
+      </w:tr>
+      <w:tr>
+        <w:tc>
+          <w:tcPr>
+            <w:tcW w:type="dxa" w:w="4929"/>
+          </w:tcPr>
+          <w:p>
+            <w:pPr>
+              <w:spacing w:after="80" w:before="80"/>
+            </w:pPr>
+            <w:r>
+              <w:t>Temperatura e cadeia de frio quando aplicável</w:t>
+            </w:r>
+          </w:p>
+        </w:tc>
+        <w:tc>
+          <w:tcPr>
+            <w:tcW w:type="dxa" w:w="4929"/>
+          </w:tcPr>
+          <w:p>
+            <w:pPr>
+              <w:spacing w:after="80" w:before="80"/>
+            </w:pPr>
+            <w:r>
+              <w:t>[PREENCHER]</w:t>
+            </w:r>
+          </w:p>
+        </w:tc>
+      </w:tr>
+      <w:tr>
+        <w:tc>
+          <w:tcPr>
+            <w:tcW w:type="dxa" w:w="4929"/>
+          </w:tcPr>
+          <w:p>
+            <w:pPr>
+              <w:spacing w:after="80" w:before="80"/>
+            </w:pPr>
+            <w:r>
+              <w:t>Origem, destino, transporte e data/hora</w:t>
+            </w:r>
+          </w:p>
+        </w:tc>
+        <w:tc>
+          <w:tcPr>
+            <w:tcW w:type="dxa" w:w="4929"/>
+          </w:tcPr>
+          <w:p>
+            <w:pPr>
+              <w:spacing w:after="80" w:before="80"/>
+            </w:pPr>
+            <w:r>
+              <w:t>[PREENCHER]</w:t>
+            </w:r>
+          </w:p>
+        </w:tc>
+      </w:tr>
+      <w:tr>
+        <w:tc>
+          <w:tcPr>
+            <w:tcW w:type="dxa" w:w="4929"/>
+          </w:tcPr>
+          <w:p>
+            <w:pPr>
+              <w:spacing w:after="80" w:before="80"/>
+            </w:pPr>
+            <w:r>
+              <w:t>Responsável pelo recebimento e verificação farmacêutica</w:t>
+            </w:r>
+          </w:p>
+        </w:tc>
+        <w:tc>
+          <w:tcPr>
+            <w:tcW w:type="dxa" w:w="4929"/>
+          </w:tcPr>
+          <w:p>
+            <w:pPr>
+              <w:spacing w:after="80" w:before="80"/>
+            </w:pPr>
+            <w:r>
+              <w:t>[PREENCHER]</w:t>
+            </w:r>
+          </w:p>
+        </w:tc>
+      </w:tr>
+      <w:tr>
+        <w:tc>
+          <w:tcPr>
+            <w:tcW w:type="dxa" w:w="4929"/>
+          </w:tcPr>
+          <w:p>
+            <w:pPr>
+              <w:spacing w:after="80" w:before="80"/>
+            </w:pPr>
+            <w:r>
+              <w:t>Preço unitário e parcela já incluída no N0</w:t>
+            </w:r>
+          </w:p>
+        </w:tc>
+        <w:tc>
+          <w:tcPr>
+            <w:tcW w:type="dxa" w:w="4929"/>
+          </w:tcPr>
+          <w:p>
+            <w:pPr>
+              <w:spacing w:after="80" w:before="80"/>
+            </w:pPr>
+            <w:r>
+              <w:t>[PREENCHER]</w:t>
+            </w:r>
+          </w:p>
+        </w:tc>
+      </w:tr>
+      <w:tr>
+        <w:tc>
+          <w:tcPr>
+            <w:tcW w:type="dxa" w:w="4929"/>
+          </w:tcPr>
+          <w:p>
+            <w:pPr>
+              <w:spacing w:after="80" w:before="80"/>
+            </w:pPr>
+            <w:r>
+              <w:t>Não conformidades, devolução e reposição</w:t>
+            </w:r>
+          </w:p>
+        </w:tc>
+        <w:tc>
+          <w:tcPr>
+            <w:tcW w:type="dxa" w:w="4929"/>
+          </w:tcPr>
+          <w:p>
+            <w:pPr>
+              <w:spacing w:after="80" w:before="80"/>
+            </w:pPr>
+            <w:r>
+              <w:t>[PREENCHER]</w:t>
+            </w:r>
+          </w:p>
+        </w:tc>
+      </w:tr>
+      <w:tr>
+        <w:tc>
+          <w:tcPr>
+            <w:tcW w:type="dxa" w:w="4929"/>
+          </w:tcPr>
+          <w:p>
+            <w:pPr>
+              <w:spacing w:after="80" w:before="80"/>
+            </w:pPr>
+            <w:r>
+              <w:t>Ateste, evidências e assinatura</w:t>
+            </w:r>
+          </w:p>
+        </w:tc>
+        <w:tc>
+          <w:tcPr>
+            <w:tcW w:type="dxa" w:w="4929"/>
+          </w:tcPr>
+          <w:p>
+            <w:pPr>
+              <w:spacing w:after="80" w:before="80"/>
+            </w:pPr>
+            <w:r>
+              <w:t>[PREENCHER]</w:t>
+            </w:r>
+          </w:p>
+        </w:tc>
+      </w:tr>
+    </w:tbl>
+    <w:p>
+      <w:pPr>
+        <w:pStyle w:val="Heading1"/>
+        <w:pageBreakBefore/>
+      </w:pPr>
+      <w:r>
+        <w:t>18 Controle de manutenção e cobertura de prontidão</w:t>
+      </w:r>
+    </w:p>
+    <w:p>
+      <w:r>
+        <w:t>A contratada executa e custeia as intervenções ordinárias, inclusive em N0. Anexar registros por equipamento e evidência da capacidade mantida durante a intervenção.</w:t>
+      </w:r>
+    </w:p>
+    <w:tbl>
+      <w:tblPr>
+        <w:tblStyle w:val="TableGrid"/>
+        <w:tblW w:type="auto" w:w="0"/>
+        <w:tblLook w:firstColumn="1" w:firstRow="1" w:lastColumn="0" w:lastRow="0" w:noHBand="0" w:noVBand="1" w:val="04A0"/>
+      </w:tblPr>
+      <w:tblGrid>
+        <w:gridCol w:w="4929"/>
+        <w:gridCol w:w="4929"/>
+      </w:tblGrid>
+      <w:tr>
+        <w:tc>
+          <w:tcPr>
+            <w:tcW w:type="dxa" w:w="4929"/>
+            <w:shd w:fill="1F4E78"/>
+          </w:tcPr>
+          <w:p>
+            <w:pPr>
+              <w:spacing w:after="80" w:before="80"/>
+            </w:pPr>
+            <w:r>
+              <w:rPr>
+                <w:b/>
+                <w:color w:val="FFFFFF"/>
+              </w:rPr>
+              <w:t>Campo</w:t>
+            </w:r>
+          </w:p>
+        </w:tc>
+        <w:tc>
+          <w:tcPr>
+            <w:tcW w:type="dxa" w:w="4929"/>
+            <w:shd w:fill="1F4E78"/>
+          </w:tcPr>
+          <w:p>
+            <w:pPr>
+              <w:spacing w:after="80" w:before="80"/>
+            </w:pPr>
+            <w:r>
+              <w:rPr>
+                <w:b/>
+                <w:color w:val="FFFFFF"/>
+              </w:rPr>
+              <w:t>Registro</w:t>
+            </w:r>
+          </w:p>
+        </w:tc>
+      </w:tr>
+      <w:tr>
+        <w:tc>
+          <w:tcPr>
+            <w:tcW w:type="dxa" w:w="4929"/>
+          </w:tcPr>
+          <w:p>
+            <w:pPr>
+              <w:spacing w:after="80" w:before="80"/>
+            </w:pPr>
+            <w:r>
+              <w:t>Identificação e criticidade do equipamento</w:t>
+            </w:r>
+          </w:p>
+        </w:tc>
+        <w:tc>
+          <w:tcPr>
+            <w:tcW w:type="dxa" w:w="4929"/>
+          </w:tcPr>
+          <w:p>
+            <w:pPr>
+              <w:spacing w:after="80" w:before="80"/>
+            </w:pPr>
+            <w:r>
+              <w:t>[PREENCHER]</w:t>
+            </w:r>
+          </w:p>
+        </w:tc>
+      </w:tr>
+      <w:tr>
+        <w:tc>
+          <w:tcPr>
+            <w:tcW w:type="dxa" w:w="4929"/>
+          </w:tcPr>
+          <w:p>
+            <w:pPr>
+              <w:spacing w:after="80" w:before="80"/>
+            </w:pPr>
+            <w:r>
+              <w:t>Preventiva prevista e realizada</w:t>
+            </w:r>
+          </w:p>
+        </w:tc>
+        <w:tc>
+          <w:tcPr>
+            <w:tcW w:type="dxa" w:w="4929"/>
+          </w:tcPr>
+          <w:p>
+            <w:pPr>
+              <w:spacing w:after="80" w:before="80"/>
+            </w:pPr>
+            <w:r>
+              <w:t>[PREENCHER]</w:t>
+            </w:r>
+          </w:p>
+        </w:tc>
+      </w:tr>
+      <w:tr>
+        <w:tc>
+          <w:tcPr>
+            <w:tcW w:type="dxa" w:w="4929"/>
+          </w:tcPr>
+          <w:p>
+            <w:pPr>
+              <w:spacing w:after="80" w:before="80"/>
+            </w:pPr>
+            <w:r>
+              <w:t>Corretiva, causa e serviço executado</w:t>
+            </w:r>
+          </w:p>
+        </w:tc>
+        <w:tc>
+          <w:tcPr>
+            <w:tcW w:type="dxa" w:w="4929"/>
+          </w:tcPr>
+          <w:p>
+            <w:pPr>
+              <w:spacing w:after="80" w:before="80"/>
+            </w:pPr>
+            <w:r>
+              <w:t>[PREENCHER]</w:t>
+            </w:r>
+          </w:p>
+        </w:tc>
+      </w:tr>
+      <w:tr>
+        <w:tc>
+          <w:tcPr>
+            <w:tcW w:type="dxa" w:w="4929"/>
+          </w:tcPr>
+          <w:p>
+            <w:pPr>
+              <w:spacing w:after="80" w:before="80"/>
+            </w:pPr>
+            <w:r>
+              <w:t>Calibração aplicável e validade</w:t>
+            </w:r>
+          </w:p>
+        </w:tc>
+        <w:tc>
+          <w:tcPr>
+            <w:tcW w:type="dxa" w:w="4929"/>
+          </w:tcPr>
+          <w:p>
+            <w:pPr>
+              <w:spacing w:after="80" w:before="80"/>
+            </w:pPr>
+            <w:r>
+              <w:t>[PREENCHER]</w:t>
+            </w:r>
+          </w:p>
+        </w:tc>
+      </w:tr>
+      <w:tr>
+        <w:tc>
+          <w:tcPr>
+            <w:tcW w:type="dxa" w:w="4929"/>
+          </w:tcPr>
+          <w:p>
+            <w:pPr>
+              <w:spacing w:after="80" w:before="80"/>
+            </w:pPr>
+            <w:r>
+              <w:t>Teste de funcionamento e resultado</w:t>
+            </w:r>
+          </w:p>
+        </w:tc>
+        <w:tc>
+          <w:tcPr>
+            <w:tcW w:type="dxa" w:w="4929"/>
+          </w:tcPr>
+          <w:p>
+            <w:pPr>
+              <w:spacing w:after="80" w:before="80"/>
+            </w:pPr>
+            <w:r>
+              <w:t>[PREENCHER]</w:t>
+            </w:r>
+          </w:p>
+        </w:tc>
+      </w:tr>
+      <w:tr>
+        <w:tc>
+          <w:tcPr>
+            <w:tcW w:type="dxa" w:w="4929"/>
+          </w:tcPr>
+          <w:p>
+            <w:pPr>
+              <w:spacing w:after="80" w:before="80"/>
+            </w:pPr>
+            <w:r>
+              <w:t>Peças, técnico e evidência</w:t>
+            </w:r>
+          </w:p>
+        </w:tc>
+        <w:tc>
+          <w:tcPr>
+            <w:tcW w:type="dxa" w:w="4929"/>
+          </w:tcPr>
+          <w:p>
+            <w:pPr>
+              <w:spacing w:after="80" w:before="80"/>
+            </w:pPr>
+            <w:r>
+              <w:t>[PREENCHER]</w:t>
+            </w:r>
+          </w:p>
+        </w:tc>
+      </w:tr>
+      <w:tr>
+        <w:tc>
+          <w:tcPr>
+            <w:tcW w:type="dxa" w:w="4929"/>
+          </w:tcPr>
+          <w:p>
+            <w:pPr>
+              <w:spacing w:after="80" w:before="80"/>
+            </w:pPr>
+            <w:r>
+              <w:t>Período de indisponibilidade</w:t>
+            </w:r>
+          </w:p>
+        </w:tc>
+        <w:tc>
+          <w:tcPr>
+            <w:tcW w:type="dxa" w:w="4929"/>
+          </w:tcPr>
+          <w:p>
+            <w:pPr>
+              <w:spacing w:after="80" w:before="80"/>
+            </w:pPr>
+            <w:r>
+              <w:t>[PREENCHER]</w:t>
+            </w:r>
+          </w:p>
+        </w:tc>
+      </w:tr>
+      <w:tr>
+        <w:tc>
+          <w:tcPr>
+            <w:tcW w:type="dxa" w:w="4929"/>
+          </w:tcPr>
+          <w:p>
+            <w:pPr>
+              <w:spacing w:after="80" w:before="80"/>
+            </w:pPr>
+            <w:r>
+              <w:t>Equipamento substituto e cobertura</w:t>
+            </w:r>
+          </w:p>
+        </w:tc>
+        <w:tc>
+          <w:tcPr>
+            <w:tcW w:type="dxa" w:w="4929"/>
+          </w:tcPr>
+          <w:p>
+            <w:pPr>
+              <w:spacing w:after="80" w:before="80"/>
+            </w:pPr>
+            <w:r>
+              <w:t>[PREENCHER]</w:t>
+            </w:r>
+          </w:p>
+        </w:tc>
+      </w:tr>
+      <w:tr>
+        <w:tc>
+          <w:tcPr>
+            <w:tcW w:type="dxa" w:w="4929"/>
+          </w:tcPr>
+          <w:p>
+            <w:pPr>
+              <w:spacing w:after="80" w:before="80"/>
+            </w:pPr>
+            <w:r>
+              <w:t>Custos incorporados sem cobrança adicional</w:t>
+            </w:r>
+          </w:p>
+        </w:tc>
+        <w:tc>
+          <w:tcPr>
+            <w:tcW w:type="dxa" w:w="4929"/>
+          </w:tcPr>
+          <w:p>
+            <w:pPr>
+              <w:spacing w:after="80" w:before="80"/>
+            </w:pPr>
+            <w:r>
+              <w:t>[PREENCHER]</w:t>
+            </w:r>
+          </w:p>
+        </w:tc>
+      </w:tr>
+      <w:tr>
+        <w:tc>
+          <w:tcPr>
+            <w:tcW w:type="dxa" w:w="4929"/>
+          </w:tcPr>
+          <w:p>
+            <w:pPr>
+              <w:spacing w:after="80" w:before="80"/>
+            </w:pPr>
+            <w:r>
+              <w:t>Ciência da fiscalização e ação corretiva</w:t>
+            </w:r>
+          </w:p>
+        </w:tc>
+        <w:tc>
+          <w:tcPr>
+            <w:tcW w:type="dxa" w:w="4929"/>
+          </w:tcPr>
+          <w:p>
+            <w:pPr>
+              <w:spacing w:after="80" w:before="80"/>
+            </w:pPr>
+            <w:r>
+              <w:t>[PREENCHER]</w:t>
+            </w:r>
+          </w:p>
+        </w:tc>
+      </w:tr>
+    </w:tbl>
+    <w:p>
+      <w:r>
+        <w:br w:type="page"/>
+      </w:r>
+    </w:p>
+    <w:p>
+      <w:pPr>
+        <w:pStyle w:val="Heading1"/>
+      </w:pPr>
+      <w:r>
+        <w:t>Complementação técnica e normativa — revisão 2.1</w:t>
+      </w:r>
+    </w:p>
+    <w:p>
+      <w:r>
+        <w:t>Integra esta minuta como requisito de revisão. As escolhas propostas dependem de validação institucional; as referências não equivalem a aprovação da contratação.</w:t>
+      </w:r>
+    </w:p>
+    <w:p>
+      <w:pPr>
+        <w:pStyle w:val="Heading2"/>
+      </w:pPr>
+      <w:r>
+        <w:t>1. Fundamentos e limites de aplicação</w:t>
+      </w:r>
+    </w:p>
+    <w:p>
+      <w:r>
+        <w:t>A Lei nº 14.133/2021 orienta planejamento (art. 18), estimativa de preços (art. 23), parcelamento de compras e serviços (arts. 40 e 47), cláusulas contratuais (art. 92), fiscalização (art. 117) e recebimento (art. 140). Aplicam-se o Decreto Estadual nº 1.525/2022 e alterações, com conferência da consolidação pela área jurídica. A inclusão no PCA deve observar os atos estaduais pertinentes, inclusive IN nº 002/2025/SEPLAG e sua alteração pela IN nº 003/2026/SEPLAG. A escolha de prontidão remunerada exige motivação própria; nenhuma dessas referências, isoladamente, aprova preço, modalidade, lote único ou contratação direta.</w:t>
+      </w:r>
+    </w:p>
+    <w:p>
+      <w:pPr>
+        <w:pStyle w:val="Heading2"/>
+      </w:pPr>
+      <w:r>
+        <w:t>5. Dossiê de decisão e limites da OA</w:t>
+      </w:r>
+    </w:p>
+    <w:p>
+      <w:r>
+        <w:t>O dossiê para o Secretário reunirá nota técnica assinada, evento e território, risco e cenários, insuficiência da rede, alternativas examinadas, configuração, dependências, cronograma, custo estimado, saldo contratual e disponibilidade orçamentária, além de recomendação de início, revisão e término. A decisão do Secretário e seus condicionantes serão anexados à OA identificada e datada. A formalização institucional dessa competência integra as providências prévias. A OA executa o objeto contratado e não substitui licitação, empenho, aditivo ou licença quando exigidos. Registrar reavaliações sempre que mudarem demanda, risco, acesso ou capacidade local.</w:t>
+      </w:r>
+    </w:p>
+    <w:p>
+      <w:pPr>
+        <w:pStyle w:val="Heading2"/>
+      </w:pPr>
+      <w:r>
+        <w:t>6. Laboratório isolado e medicamentos isolados</w:t>
+      </w:r>
+    </w:p>
+    <w:p>
+      <w:r>
+        <w:t>Laboratório isolado terá escopo de exames, tipo de serviço, responsabilidade técnica, licenciamento aplicável, fluxo de amostras, controle de qualidade, conservação, comunicação de resultados críticos e destinação de resíduos. Adotar como referência regulatória a RDC nº 978/2025 e a alteração RDC nº 986/2025, conferindo o texto consolidado para o enquadramento concreto. Medicamentos isolados terão catálogo validado pela assistência farmacêutica, especificação, quantidade, rastreabilidade de lote, validade mínima justificada, conservação, transporte, registro de temperatura quando aplicável e fluxo de rejeição/recolhimento. A RDC nº 430/2020 e alterações apoia a logística farmacêutica conforme atividade. Não cobrar montagem, diária hospitalar ou desmontagem inexistentes.</w:t>
+      </w:r>
+    </w:p>
+    <w:p>
+      <w:pPr>
+        <w:pStyle w:val="Heading2"/>
+      </w:pPr>
+      <w:r>
+        <w:t>8. Indicadores e tratamento da indisponibilidade</w:t>
+      </w:r>
+    </w:p>
+    <w:p>
+      <w:r>
+        <w:t>Proposta de indicadores: disponibilidade por componente = horas de capacidade disponível e comprovada / horas de capacidade contratada; manutenção preventiva no prazo = intervenções concluídas no prazo / intervenções devidas; entrega conforme = unidades aceitas / unidades entregues. Denominador zero será registrado como não aplicável. Registrar também tempo da OA ao recebimento, tempo até liberação e falhas críticas. Metas, janelas de apuração, tolerâncias, substituição e regra proporcional de medição devem ser validadas antes do edital. Não fixar percentuais de glosa arbitrários nem confundir redução por serviço não prestado com sanção administrativa. Impedimentos atribuíveis à SES ou a terceiros serão registrados e tratados conforme matriz de riscos.</w:t>
+      </w:r>
+    </w:p>
+    <w:p>
+      <w:pPr>
+        <w:pStyle w:val="Heading2"/>
+      </w:pPr>
+      <w:r>
+        <w:t>10. Recebimento e responsabilidades</w:t>
+      </w:r>
+    </w:p>
+    <w:p>
+      <w:r>
+        <w:t>Distinguir aceite inicial e mensal da prontidão, liberação para funcionamento e recebimento de produtos. Fiscal técnico verifica execução; gestor coordena providências; área demandante fundamenta necessidade; assistência farmacêutica valida medicamentos; engenharia clínica valida equipamentos; autoridade sanitária atua em sua competência. As designações precisam ser formalizadas. Para módulo assistencial, anexar testes, registros profissionais, equipe, fluxos e licenças aplicáveis antes da abertura. Para fornecimento isolado, usar termo de recebimento por item e registrar recusas. Não considerar o silêncio da fiscalização como aceite.</w:t>
+      </w:r>
+    </w:p>
+    <w:p>
+      <w:pPr>
+        <w:pStyle w:val="Heading2"/>
+      </w:pPr>
+      <w:r>
+        <w:t>Referências da complementação</w:t>
+      </w:r>
+    </w:p>
+    <w:p>
+      <w:r>
+        <w:t>Brasil. Lei nº 14.133, de 1º de abril de 2021. Texto compilado. Disponível em: https://www.planalto.gov.br/ccivil_03/_ato2019-2022/2021/lei/l14133.htm. Acesso em: 28 set. 2026.</w:t>
+      </w:r>
+    </w:p>
+    <w:p>
+      <w:r>
+        <w:t>Mato Grosso. SEPLAG. Portal de Aquisições Governamentais: legislação e atos do PCA. Disponível em: https://aquisicoes.seplag.mt.gov.br/home/index.php?c=4&amp;pg=ver. Acesso em: 28 set. 2026.</w:t>
+      </w:r>
+    </w:p>
+    <w:p>
+      <w:r>
+        <w:t>Anvisa. RDC nº 509, de 27 de maio de 2021. Gerenciamento de tecnologias em saúde. Disponível em: https://bvsms.saude.gov.br/bvs/saudelegis/anvisa/2020/rdc0509_27_05_2021.pdf. Acesso em: 28 set. 2026.</w:t>
+      </w:r>
+    </w:p>
+    <w:p>
+      <w:r>
+        <w:t>Anvisa. Agenda de ARR 2023–2026: RDC nº 978/2025, alterada pela RDC nº 986/2025. Disponível em: https://www.gov.br/anvisa/pt-br/assuntos/regulamentacao/avaliacao-do-resultado-regulatorio/agenda-de-arr-2023-2026. Acesso em: 28 set. 2026.</w:t>
+      </w:r>
+    </w:p>
+    <w:p>
+      <w:r>
+        <w:t>Anvisa. Perguntas e respostas sobre a RDC nº 430/2020. Atualização de novembro de 2022. Disponível em: https://www.gov.br/anvisa/pt-br/centraisdeconteudo/publicacoes/certificacao-e-fiscalizacao/perguntas-e-respostas/perguntas-e-respostas-rdc-430-de-2020.pdf. Acesso em: 28 set. 2026.</w:t>
+      </w:r>
+    </w:p>
+    <w:p>
+      <w:r>
+        <w:t>World Health Organization. Classification and minimum standards for emergency medical teams. Geneva: WHO, 2021. Disponível em: https://extranet.who.int/emt/sites/default/files/BlueBook2021.pdf. Acesso em: 28 set. 2026.</w:t>
+      </w:r>
+    </w:p>
     <w:sectPr>
       <w:headerReference w:type="default" r:id="rId9"/>
       <w:footerReference w:type="default" r:id="rId10"/>
@@ -20380,6 +21583,27 @@
 </w:document>
 </file>
 
+<file path=word/comments.xml><?xml version="1.0" encoding="utf-8"?>
+<w:comments xmlns:a="http://schemas.openxmlformats.org/drawingml/2006/main" xmlns:pic="http://schemas.openxmlformats.org/drawingml/2006/picture" xmlns:r="http://schemas.openxmlformats.org/officeDocument/2006/relationships" xmlns:w="http://schemas.openxmlformats.org/wordprocessingml/2006/main" xmlns:wp="http://schemas.openxmlformats.org/drawingml/2006/wordprocessingDrawing" xmlns:mc="http://schemas.openxmlformats.org/markup-compatibility/2006" xmlns:a14="http://schemas.microsoft.com/office/drawing/2010/main" xmlns:w14="http://schemas.microsoft.com/office/word/2010/wordml" xmlns:wpc="http://schemas.microsoft.com/office/word/2010/wordprocessingCanvas">
+  <w:comment w:id="0" w:author="Revisão técnica UHMR" w:initials="UHMR" w:date="2026-09-28T20:44:20Z">
+    <w:p>
+      <w:pPr>
+        <w:pStyle w:val="CommentText"/>
+      </w:pPr>
+      <w:r>
+        <w:rPr>
+          <w:rStyle w:val="CommentReference"/>
+        </w:rPr>
+        <w:annotationRef/>
+      </w:r>
+      <w:r>
+        <w:t>Revisão decorrente das premissas definidas em 28/09/2026: N0 remunerado, módulos independentes, manutenção pela empresa, medicamentos isolados e autorização do Secretário com análise de risco e cenários. Pendente de validação institucional.</w:t>
+      </w:r>
+    </w:p>
+  </w:comment>
+</w:comments>
+</file>
+
 <file path=word/footer1.xml><?xml version="1.0" encoding="utf-8"?>
 <w:ftr xmlns:m="http://schemas.openxmlformats.org/officeDocument/2006/math" xmlns:mc="http://schemas.openxmlformats.org/markup-compatibility/2006" xmlns:mo="http://schemas.microsoft.com/office/mac/office/2008/main" xmlns:mv="urn:schemas-microsoft-com:mac:vml" xmlns:o="urn:schemas-microsoft-com:office:office" xmlns:r="http://schemas.openxmlformats.org/officeDocument/2006/relationships" xmlns:v="urn:schemas-microsoft-com:vml" xmlns:w10="urn:schemas-microsoft-com:office:word" xmlns:w14="http://schemas.microsoft.com/office/word/2010/wordml" xmlns:w="http://schemas.openxmlformats.org/wordprocessingml/2006/main" xmlns:wne="http://schemas.microsoft.com/office/word/2006/wordml" xmlns:wp14="http://schemas.microsoft.com/office/word/2010/wordprocessingDrawing" xmlns:wp="http://schemas.openxmlformats.org/drawingml/2006/wordprocessingDrawing" xmlns:wpc="http://schemas.microsoft.com/office/word/2010/wordprocessingCanvas" xmlns:wpg="http://schemas.microsoft.com/office/word/2010/wordprocessingGroup" xmlns:wpi="http://schemas.microsoft.com/office/word/2010/wordprocessingInk" xmlns:wps="http://schemas.microsoft.com/office/word/2010/wordprocessingShape" mc:Ignorable="w14 wp14">
   <w:p>
@@ -20393,7 +21617,7 @@
         <w:color w:val="666666"/>
         <w:sz w:val="16"/>
       </w:rPr>
-      <w:t xml:space="preserve">Versão 1.0   17 09 2026   </w:t>
+      <w:t xml:space="preserve">Revisão 2.1  28/09/2026   </w:t>
     </w:r>
     <w:r>
       <w:rPr>
